--- a/src/test/resources/Masters Scripts/Final Masters/1.0.0/09/09.Creation of Supplier in Masters.docx
+++ b/src/test/resources/Masters Scripts/Final Masters/1.0.0/09/09.Creation of Supplier in Masters.docx
@@ -2247,8 +2247,8 @@
           <w:szCs w:val="24"/>
         </w:rPr>
       </w:pPr>
-      <w:bookmarkStart w:id="0" w:name="_Toc498958275"/>
-      <w:bookmarkStart w:id="1" w:name="_Toc162703014"/>
+      <w:bookmarkStart w:id="0" w:name="_Toc162703014"/>
+      <w:bookmarkStart w:id="1" w:name="_Toc498958275"/>
       <w:r>
         <w:rPr>
           <w:rFonts w:ascii="Times New Roman" w:hAnsi="Times New Roman"/>
@@ -6888,9 +6888,47 @@
               <w:jc w:val="both"/>
               <w:rPr>
                 <w:rFonts w:ascii="Times New Roman" w:hAnsi="Times New Roman"/>
-                <w:bCs/>
-              </w:rPr>
-            </w:pPr>
+              </w:rPr>
+            </w:pPr>
+            <w:r>
+              <w:rPr>
+                <w:rFonts w:ascii="Times New Roman" w:hAnsi="Times New Roman"/>
+              </w:rPr>
+              <w:t>Enter the remarks and click on Review button</w:t>
+            </w:r>
+          </w:p>
+          <w:p>
+            <w:pPr>
+              <w:spacing w:before="120" w:after="120"/>
+              <w:jc w:val="both"/>
+              <w:rPr>
+                <w:rFonts w:ascii="Times New Roman" w:hAnsi="Times New Roman"/>
+              </w:rPr>
+            </w:pPr>
+          </w:p>
+          <w:p>
+            <w:pPr>
+              <w:spacing w:before="120" w:after="120"/>
+              <w:jc w:val="both"/>
+              <w:rPr>
+                <w:rFonts w:ascii="Times New Roman" w:hAnsi="Times New Roman"/>
+              </w:rPr>
+            </w:pPr>
+          </w:p>
+          <w:p>
+            <w:pPr>
+              <w:spacing w:before="120" w:after="120"/>
+              <w:jc w:val="both"/>
+              <w:rPr>
+                <w:rFonts w:ascii="Times New Roman" w:hAnsi="Times New Roman"/>
+              </w:rPr>
+            </w:pPr>
+            <w:r>
+              <w:rPr>
+                <w:rFonts w:ascii="Times New Roman" w:hAnsi="Times New Roman"/>
+              </w:rPr>
+              <w:t>Remarks –Review</w:t>
+            </w:r>
           </w:p>
         </w:tc>
         <w:tc>
@@ -6900,33 +6938,16 @@
           <w:p>
             <w:pPr>
               <w:spacing w:before="120" w:after="120" w:line="276" w:lineRule="auto"/>
-              <w:ind w:left="138"/>
-              <w:jc w:val="both"/>
-              <w:rPr>
-                <w:rFonts w:ascii="Times New Roman" w:hAnsi="Times New Roman"/>
-              </w:rPr>
-            </w:pPr>
-            <w:r>
-              <w:rPr>
-                <w:rFonts w:ascii="Times New Roman" w:hAnsi="Times New Roman"/>
-              </w:rPr>
-              <w:t>The page should be redirected to Supplier list page.</w:t>
-            </w:r>
-          </w:p>
-          <w:p>
-            <w:pPr>
-              <w:spacing w:before="120" w:after="120" w:line="276" w:lineRule="auto"/>
-              <w:ind w:left="138"/>
-              <w:jc w:val="both"/>
-              <w:rPr>
-                <w:rFonts w:ascii="Times New Roman" w:hAnsi="Times New Roman"/>
-              </w:rPr>
-            </w:pPr>
-            <w:r>
-              <w:rPr>
-                <w:rFonts w:ascii="Times New Roman" w:hAnsi="Times New Roman"/>
-              </w:rPr>
-              <w:t>The below Supplier list will appear on actions</w:t>
+              <w:jc w:val="both"/>
+              <w:rPr>
+                <w:rFonts w:ascii="Times New Roman" w:hAnsi="Times New Roman"/>
+              </w:rPr>
+            </w:pPr>
+            <w:r>
+              <w:rPr>
+                <w:rFonts w:ascii="Times New Roman" w:hAnsi="Times New Roman"/>
+              </w:rPr>
+              <w:t xml:space="preserve">Page will be redirect to review page </w:t>
             </w:r>
           </w:p>
           <w:p>
@@ -6934,72 +6955,34 @@
               <w:pStyle w:val="17"/>
               <w:numPr>
                 <w:ilvl w:val="0"/>
-                <w:numId w:val="9"/>
+                <w:numId w:val="0"/>
               </w:numPr>
               <w:spacing w:before="120" w:after="120" w:line="276" w:lineRule="auto"/>
-              <w:jc w:val="both"/>
-              <w:rPr>
-                <w:rFonts w:ascii="Times New Roman" w:hAnsi="Times New Roman"/>
-              </w:rPr>
-            </w:pPr>
-            <w:r>
-              <w:rPr>
-                <w:rFonts w:ascii="Times New Roman" w:hAnsi="Times New Roman"/>
-              </w:rPr>
-              <w:t xml:space="preserve">View </w:t>
-            </w:r>
-          </w:p>
-          <w:p>
-            <w:pPr>
-              <w:pStyle w:val="17"/>
-              <w:numPr>
-                <w:ilvl w:val="0"/>
-                <w:numId w:val="9"/>
-              </w:numPr>
-              <w:tabs>
-                <w:tab w:val="left" w:pos="211"/>
-              </w:tabs>
-              <w:suppressAutoHyphens/>
-              <w:spacing w:before="120" w:after="120"/>
-              <w:jc w:val="both"/>
-              <w:rPr>
-                <w:rFonts w:ascii="Times New Roman" w:hAnsi="Times New Roman"/>
-              </w:rPr>
-            </w:pPr>
-            <w:r>
-              <w:rPr>
-                <w:rFonts w:ascii="Times New Roman" w:hAnsi="Times New Roman"/>
-              </w:rPr>
-              <w:t>Review</w:t>
-            </w:r>
-          </w:p>
-          <w:p>
-            <w:pPr>
-              <w:tabs>
-                <w:tab w:val="left" w:pos="211"/>
-              </w:tabs>
-              <w:suppressAutoHyphens/>
-              <w:spacing w:before="120" w:after="120"/>
-              <w:ind w:left="138"/>
-              <w:jc w:val="both"/>
-              <w:rPr>
-                <w:rFonts w:ascii="Times New Roman" w:hAnsi="Times New Roman"/>
-              </w:rPr>
-            </w:pPr>
-          </w:p>
-          <w:p>
-            <w:pPr>
-              <w:tabs>
-                <w:tab w:val="left" w:pos="211"/>
-              </w:tabs>
-              <w:suppressAutoHyphens/>
-              <w:spacing w:before="120" w:after="120"/>
-              <w:ind w:left="138"/>
-              <w:jc w:val="both"/>
-              <w:rPr>
-                <w:rFonts w:ascii="Times New Roman" w:hAnsi="Times New Roman"/>
-              </w:rPr>
-            </w:pPr>
+              <w:ind w:left="138" w:leftChars="0"/>
+              <w:jc w:val="both"/>
+              <w:rPr>
+                <w:rFonts w:ascii="Times New Roman" w:hAnsi="Times New Roman"/>
+              </w:rPr>
+            </w:pPr>
+            <w:r>
+              <w:rPr>
+                <w:rFonts w:ascii="Times New Roman" w:hAnsi="Times New Roman"/>
+              </w:rPr>
+              <w:t xml:space="preserve">Password Popup should be appeared after entering the password, System should display success message as “Supplier Reviewed Successfully” and page will be redirected to Supplier </w:t>
+            </w:r>
+            <w:r>
+              <w:rPr>
+                <w:rFonts w:ascii="Times New Roman" w:hAnsi="Times New Roman"/>
+                <w:bCs/>
+              </w:rPr>
+              <w:t xml:space="preserve">List </w:t>
+            </w:r>
+            <w:r>
+              <w:rPr>
+                <w:rFonts w:ascii="Times New Roman" w:hAnsi="Times New Roman"/>
+              </w:rPr>
+              <w:t>Menu and status as “Reviewed”</w:t>
+            </w:r>
           </w:p>
         </w:tc>
         <w:tc>
@@ -7032,36 +7015,6 @@
                 <w:sz w:val="32"/>
               </w:rPr>
             </w:pPr>
-            <w:r>
-              <w:rPr>
-                <w:rFonts w:ascii="Times New Roman" w:hAnsi="Times New Roman"/>
-                <w:bCs/>
-                <w:sz w:val="32"/>
-              </w:rPr>
-              <w:t>□</w:t>
-            </w:r>
-            <w:r>
-              <w:rPr>
-                <w:rFonts w:ascii="Times New Roman" w:hAnsi="Times New Roman"/>
-                <w:bCs/>
-              </w:rPr>
-              <w:t xml:space="preserve">Pass </w:t>
-            </w:r>
-            <w:r>
-              <w:rPr>
-                <w:rFonts w:ascii="Times New Roman" w:hAnsi="Times New Roman"/>
-                <w:bCs/>
-                <w:sz w:val="32"/>
-              </w:rPr>
-              <w:t>□</w:t>
-            </w:r>
-            <w:r>
-              <w:rPr>
-                <w:rFonts w:ascii="Times New Roman" w:hAnsi="Times New Roman"/>
-                <w:bCs/>
-              </w:rPr>
-              <w:t>Fail</w:t>
-            </w:r>
           </w:p>
         </w:tc>
         <w:tc>
@@ -7155,7 +7108,7 @@
               <w:rPr>
                 <w:rFonts w:ascii="Times New Roman" w:hAnsi="Times New Roman"/>
               </w:rPr>
-              <w:t>Enter the remarks and click on Review button</w:t>
+              <w:t>Login With “oqma” User</w:t>
             </w:r>
           </w:p>
           <w:p>
@@ -7166,6 +7119,12 @@
                 <w:rFonts w:ascii="Times New Roman" w:hAnsi="Times New Roman"/>
               </w:rPr>
             </w:pPr>
+            <w:r>
+              <w:rPr>
+                <w:rFonts w:ascii="Times New Roman" w:hAnsi="Times New Roman"/>
+              </w:rPr>
+              <w:t xml:space="preserve">Select Vendor Details Menu and Click on Supplier sub menu </w:t>
+            </w:r>
           </w:p>
           <w:p>
             <w:pPr>
@@ -7188,7 +7147,7 @@
               <w:rPr>
                 <w:rFonts w:ascii="Times New Roman" w:hAnsi="Times New Roman"/>
               </w:rPr>
-              <w:t>Remarks –Review</w:t>
+              <w:t>Click on actions for the created Supplier-Location.</w:t>
             </w:r>
           </w:p>
         </w:tc>
@@ -7199,52 +7158,74 @@
           <w:p>
             <w:pPr>
               <w:spacing w:before="120" w:after="120" w:line="276" w:lineRule="auto"/>
-              <w:jc w:val="both"/>
-              <w:rPr>
-                <w:rFonts w:ascii="Times New Roman" w:hAnsi="Times New Roman"/>
-              </w:rPr>
-            </w:pPr>
-            <w:r>
-              <w:rPr>
-                <w:rFonts w:ascii="Times New Roman" w:hAnsi="Times New Roman"/>
-              </w:rPr>
-              <w:t xml:space="preserve">Page will be redirect to review page </w:t>
+              <w:ind w:left="138"/>
+              <w:jc w:val="both"/>
+              <w:rPr>
+                <w:rFonts w:ascii="Times New Roman" w:hAnsi="Times New Roman"/>
+              </w:rPr>
+            </w:pPr>
+            <w:r>
+              <w:rPr>
+                <w:rFonts w:ascii="Times New Roman" w:hAnsi="Times New Roman"/>
+              </w:rPr>
+              <w:t>The page should be redirected to Supplier list page.</w:t>
+            </w:r>
+          </w:p>
+          <w:p>
+            <w:pPr>
+              <w:spacing w:before="120" w:after="120" w:line="276" w:lineRule="auto"/>
+              <w:ind w:left="138"/>
+              <w:jc w:val="both"/>
+              <w:rPr>
+                <w:rFonts w:ascii="Times New Roman" w:hAnsi="Times New Roman"/>
+              </w:rPr>
+            </w:pPr>
+            <w:r>
+              <w:rPr>
+                <w:rFonts w:ascii="Times New Roman" w:hAnsi="Times New Roman"/>
+              </w:rPr>
+              <w:t>The below Supplier list will appear on actions</w:t>
             </w:r>
           </w:p>
           <w:p>
             <w:pPr>
               <w:pStyle w:val="17"/>
               <w:numPr>
-                <w:numId w:val="0"/>
+                <w:ilvl w:val="0"/>
+                <w:numId w:val="9"/>
               </w:numPr>
               <w:spacing w:before="120" w:after="120" w:line="276" w:lineRule="auto"/>
-              <w:ind w:left="138" w:leftChars="0"/>
-              <w:jc w:val="both"/>
-              <w:rPr>
-                <w:rFonts w:ascii="Times New Roman" w:hAnsi="Times New Roman"/>
-              </w:rPr>
-            </w:pPr>
-            <w:r>
-              <w:rPr>
-                <w:rFonts w:ascii="Times New Roman" w:hAnsi="Times New Roman"/>
-              </w:rPr>
-              <w:t xml:space="preserve">Password Popup should be appeared after entering the password, System should display success message as “Supplier Reviewed Successfully” and page will be redirected to Supplier </w:t>
-            </w:r>
-            <w:r>
-              <w:rPr>
-                <w:rFonts w:ascii="Times New Roman" w:hAnsi="Times New Roman"/>
-                <w:bCs/>
-              </w:rPr>
-              <w:t xml:space="preserve">List </w:t>
-            </w:r>
-            <w:r>
-              <w:rPr>
-                <w:rFonts w:ascii="Times New Roman" w:hAnsi="Times New Roman"/>
-              </w:rPr>
-              <w:t>Menu and status as “Reviewed”</w:t>
-            </w:r>
-            <w:bookmarkStart w:id="15" w:name="_GoBack"/>
-            <w:bookmarkEnd w:id="15"/>
+              <w:jc w:val="both"/>
+              <w:rPr>
+                <w:rFonts w:ascii="Times New Roman" w:hAnsi="Times New Roman"/>
+              </w:rPr>
+            </w:pPr>
+            <w:r>
+              <w:rPr>
+                <w:rFonts w:ascii="Times New Roman" w:hAnsi="Times New Roman"/>
+              </w:rPr>
+              <w:t xml:space="preserve">View </w:t>
+            </w:r>
+          </w:p>
+          <w:p>
+            <w:pPr>
+              <w:pStyle w:val="17"/>
+              <w:numPr>
+                <w:ilvl w:val="0"/>
+                <w:numId w:val="9"/>
+              </w:numPr>
+              <w:spacing w:before="120" w:after="120" w:line="276" w:lineRule="auto"/>
+              <w:jc w:val="both"/>
+              <w:rPr>
+                <w:rFonts w:ascii="Times New Roman" w:hAnsi="Times New Roman"/>
+              </w:rPr>
+            </w:pPr>
+            <w:r>
+              <w:rPr>
+                <w:rFonts w:ascii="Times New Roman" w:hAnsi="Times New Roman"/>
+              </w:rPr>
+              <w:t>Approve</w:t>
+            </w:r>
           </w:p>
         </w:tc>
         <w:tc>
@@ -7277,6 +7258,36 @@
                 <w:sz w:val="32"/>
               </w:rPr>
             </w:pPr>
+            <w:r>
+              <w:rPr>
+                <w:rFonts w:ascii="Times New Roman" w:hAnsi="Times New Roman"/>
+                <w:bCs/>
+                <w:sz w:val="32"/>
+              </w:rPr>
+              <w:t>□</w:t>
+            </w:r>
+            <w:r>
+              <w:rPr>
+                <w:rFonts w:ascii="Times New Roman" w:hAnsi="Times New Roman"/>
+                <w:bCs/>
+              </w:rPr>
+              <w:t xml:space="preserve">Pass </w:t>
+            </w:r>
+            <w:r>
+              <w:rPr>
+                <w:rFonts w:ascii="Times New Roman" w:hAnsi="Times New Roman"/>
+                <w:bCs/>
+                <w:sz w:val="32"/>
+              </w:rPr>
+              <w:t>□</w:t>
+            </w:r>
+            <w:r>
+              <w:rPr>
+                <w:rFonts w:ascii="Times New Roman" w:hAnsi="Times New Roman"/>
+                <w:bCs/>
+              </w:rPr>
+              <w:t>Fail</w:t>
+            </w:r>
           </w:p>
         </w:tc>
         <w:tc>
@@ -7370,7 +7381,7 @@
               <w:rPr>
                 <w:rFonts w:ascii="Times New Roman" w:hAnsi="Times New Roman"/>
               </w:rPr>
-              <w:t>Login With “oqma” User</w:t>
+              <w:t>Click on  Approve button</w:t>
             </w:r>
           </w:p>
           <w:p>
@@ -7381,36 +7392,6 @@
                 <w:rFonts w:ascii="Times New Roman" w:hAnsi="Times New Roman"/>
               </w:rPr>
             </w:pPr>
-            <w:r>
-              <w:rPr>
-                <w:rFonts w:ascii="Times New Roman" w:hAnsi="Times New Roman"/>
-              </w:rPr>
-              <w:t xml:space="preserve">Select Vendor Details Menu and Click on Supplier sub menu </w:t>
-            </w:r>
-          </w:p>
-          <w:p>
-            <w:pPr>
-              <w:spacing w:before="120" w:after="120"/>
-              <w:jc w:val="both"/>
-              <w:rPr>
-                <w:rFonts w:ascii="Times New Roman" w:hAnsi="Times New Roman"/>
-              </w:rPr>
-            </w:pPr>
-          </w:p>
-          <w:p>
-            <w:pPr>
-              <w:spacing w:before="120" w:after="120"/>
-              <w:jc w:val="both"/>
-              <w:rPr>
-                <w:rFonts w:ascii="Times New Roman" w:hAnsi="Times New Roman"/>
-              </w:rPr>
-            </w:pPr>
-            <w:r>
-              <w:rPr>
-                <w:rFonts w:ascii="Times New Roman" w:hAnsi="Times New Roman"/>
-              </w:rPr>
-              <w:t>Click on actions for the created Supplier-Location.</w:t>
-            </w:r>
           </w:p>
         </w:tc>
         <w:tc>
@@ -7420,73 +7401,43 @@
           <w:p>
             <w:pPr>
               <w:spacing w:before="120" w:after="120" w:line="276" w:lineRule="auto"/>
-              <w:ind w:left="138"/>
-              <w:jc w:val="both"/>
-              <w:rPr>
-                <w:rFonts w:ascii="Times New Roman" w:hAnsi="Times New Roman"/>
-              </w:rPr>
-            </w:pPr>
-            <w:r>
-              <w:rPr>
-                <w:rFonts w:ascii="Times New Roman" w:hAnsi="Times New Roman"/>
-              </w:rPr>
-              <w:t>The page should be redirected to Supplier list page.</w:t>
+              <w:jc w:val="both"/>
+              <w:rPr>
+                <w:rFonts w:ascii="Times New Roman" w:hAnsi="Times New Roman"/>
+              </w:rPr>
+            </w:pPr>
+            <w:r>
+              <w:rPr>
+                <w:rFonts w:ascii="Times New Roman" w:hAnsi="Times New Roman"/>
+              </w:rPr>
+              <w:t xml:space="preserve">Page will be redirect to Approve page </w:t>
             </w:r>
           </w:p>
           <w:p>
             <w:pPr>
               <w:spacing w:before="120" w:after="120" w:line="276" w:lineRule="auto"/>
-              <w:ind w:left="138"/>
-              <w:jc w:val="both"/>
-              <w:rPr>
-                <w:rFonts w:ascii="Times New Roman" w:hAnsi="Times New Roman"/>
-              </w:rPr>
-            </w:pPr>
-            <w:r>
-              <w:rPr>
-                <w:rFonts w:ascii="Times New Roman" w:hAnsi="Times New Roman"/>
-              </w:rPr>
-              <w:t>The below Supplier list will appear on actions</w:t>
-            </w:r>
-          </w:p>
-          <w:p>
-            <w:pPr>
-              <w:pStyle w:val="17"/>
-              <w:numPr>
-                <w:ilvl w:val="0"/>
-                <w:numId w:val="10"/>
-              </w:numPr>
-              <w:spacing w:before="120" w:after="120" w:line="276" w:lineRule="auto"/>
-              <w:jc w:val="both"/>
-              <w:rPr>
-                <w:rFonts w:ascii="Times New Roman" w:hAnsi="Times New Roman"/>
-              </w:rPr>
-            </w:pPr>
-            <w:r>
-              <w:rPr>
-                <w:rFonts w:ascii="Times New Roman" w:hAnsi="Times New Roman"/>
-              </w:rPr>
-              <w:t xml:space="preserve">View </w:t>
-            </w:r>
-          </w:p>
-          <w:p>
-            <w:pPr>
-              <w:pStyle w:val="17"/>
-              <w:numPr>
-                <w:ilvl w:val="0"/>
-                <w:numId w:val="10"/>
-              </w:numPr>
-              <w:spacing w:before="120" w:after="120" w:line="276" w:lineRule="auto"/>
-              <w:jc w:val="both"/>
-              <w:rPr>
-                <w:rFonts w:ascii="Times New Roman" w:hAnsi="Times New Roman"/>
-              </w:rPr>
-            </w:pPr>
-            <w:r>
-              <w:rPr>
-                <w:rFonts w:ascii="Times New Roman" w:hAnsi="Times New Roman"/>
-              </w:rPr>
-              <w:t>Approve</w:t>
+              <w:jc w:val="both"/>
+              <w:rPr>
+                <w:rFonts w:ascii="Times New Roman" w:hAnsi="Times New Roman"/>
+              </w:rPr>
+            </w:pPr>
+            <w:r>
+              <w:rPr>
+                <w:rFonts w:ascii="Times New Roman" w:hAnsi="Times New Roman"/>
+              </w:rPr>
+              <w:t xml:space="preserve">The bellow new fields will appear and they are </w:t>
+            </w:r>
+            <w:r>
+              <w:rPr>
+                <w:rFonts w:ascii="Times New Roman" w:hAnsi="Times New Roman"/>
+              </w:rPr>
+              <w:br w:type="textWrapping"/>
+            </w:r>
+            <w:r>
+              <w:rPr>
+                <w:rFonts w:ascii="Times New Roman" w:hAnsi="Times New Roman"/>
+              </w:rPr>
+              <w:t>Remarks, Back button and Return button and Approve Button.</w:t>
             </w:r>
           </w:p>
         </w:tc>
@@ -7643,7 +7594,7 @@
               <w:rPr>
                 <w:rFonts w:ascii="Times New Roman" w:hAnsi="Times New Roman"/>
               </w:rPr>
-              <w:t>Click on  Approve button</w:t>
+              <w:t>Enter the remarks and click on Return button</w:t>
             </w:r>
           </w:p>
           <w:p>
@@ -7655,6 +7606,21 @@
               </w:rPr>
             </w:pPr>
           </w:p>
+          <w:p>
+            <w:pPr>
+              <w:spacing w:before="120" w:after="120"/>
+              <w:jc w:val="both"/>
+              <w:rPr>
+                <w:rFonts w:ascii="Times New Roman" w:hAnsi="Times New Roman"/>
+              </w:rPr>
+            </w:pPr>
+            <w:r>
+              <w:rPr>
+                <w:rFonts w:ascii="Times New Roman" w:hAnsi="Times New Roman"/>
+              </w:rPr>
+              <w:t>Remarks –Return</w:t>
+            </w:r>
+          </w:p>
         </w:tc>
         <w:tc>
           <w:tcPr>
@@ -7672,34 +7638,20 @@
               <w:rPr>
                 <w:rFonts w:ascii="Times New Roman" w:hAnsi="Times New Roman"/>
               </w:rPr>
-              <w:t xml:space="preserve">Page will be redirect to Approve page </w:t>
-            </w:r>
-          </w:p>
-          <w:p>
-            <w:pPr>
-              <w:spacing w:before="120" w:after="120" w:line="276" w:lineRule="auto"/>
-              <w:jc w:val="both"/>
-              <w:rPr>
-                <w:rFonts w:ascii="Times New Roman" w:hAnsi="Times New Roman"/>
-              </w:rPr>
-            </w:pPr>
-            <w:r>
-              <w:rPr>
-                <w:rFonts w:ascii="Times New Roman" w:hAnsi="Times New Roman"/>
-              </w:rPr>
-              <w:t xml:space="preserve">The bellow new fields will appear and they are </w:t>
-            </w:r>
-            <w:r>
-              <w:rPr>
-                <w:rFonts w:ascii="Times New Roman" w:hAnsi="Times New Roman"/>
-              </w:rPr>
-              <w:br w:type="textWrapping"/>
-            </w:r>
-            <w:r>
-              <w:rPr>
-                <w:rFonts w:ascii="Times New Roman" w:hAnsi="Times New Roman"/>
-              </w:rPr>
-              <w:t>Remarks, Back button and Return button and Approve Button.</w:t>
+              <w:t xml:space="preserve">Password Popup should be appeared after entering the password, System should display success message as “Supplier returned” and page will be redirected to Supplier </w:t>
+            </w:r>
+            <w:r>
+              <w:rPr>
+                <w:rFonts w:ascii="Times New Roman" w:hAnsi="Times New Roman"/>
+                <w:bCs/>
+              </w:rPr>
+              <w:t>List</w:t>
+            </w:r>
+            <w:r>
+              <w:rPr>
+                <w:rFonts w:ascii="Times New Roman" w:hAnsi="Times New Roman"/>
+              </w:rPr>
+              <w:t xml:space="preserve"> Menu and status as “Return By Approver” </w:t>
             </w:r>
           </w:p>
         </w:tc>
@@ -7855,8 +7807,9 @@
             <w:r>
               <w:rPr>
                 <w:rFonts w:ascii="Times New Roman" w:hAnsi="Times New Roman"/>
-              </w:rPr>
-              <w:t>Enter the remarks and click on Return button</w:t>
+                <w:bCs/>
+              </w:rPr>
+              <w:t>Login with User Name ‘oqmi’</w:t>
             </w:r>
           </w:p>
           <w:p>
@@ -7871,16 +7824,118 @@
           <w:p>
             <w:pPr>
               <w:spacing w:before="120" w:after="120"/>
-              <w:jc w:val="both"/>
-              <w:rPr>
-                <w:rFonts w:ascii="Times New Roman" w:hAnsi="Times New Roman"/>
-              </w:rPr>
-            </w:pPr>
-            <w:r>
-              <w:rPr>
-                <w:rFonts w:ascii="Times New Roman" w:hAnsi="Times New Roman"/>
-              </w:rPr>
-              <w:t>Remarks –Return</w:t>
+              <w:rPr>
+                <w:rFonts w:ascii="Times New Roman" w:hAnsi="Times New Roman"/>
+              </w:rPr>
+            </w:pPr>
+            <w:r>
+              <w:rPr>
+                <w:rFonts w:ascii="Times New Roman" w:hAnsi="Times New Roman"/>
+              </w:rPr>
+              <w:t>Click on Edit button in actions.</w:t>
+            </w:r>
+          </w:p>
+          <w:p>
+            <w:pPr>
+              <w:spacing w:before="120" w:after="120"/>
+              <w:rPr>
+                <w:rFonts w:ascii="Times New Roman" w:hAnsi="Times New Roman"/>
+              </w:rPr>
+            </w:pPr>
+            <w:r>
+              <w:rPr>
+                <w:rFonts w:ascii="Times New Roman" w:hAnsi="Times New Roman"/>
+              </w:rPr>
+              <w:t>Make changes as per the data mentioned below:</w:t>
+            </w:r>
+          </w:p>
+          <w:p>
+            <w:pPr>
+              <w:spacing w:before="120" w:after="120"/>
+              <w:rPr>
+                <w:rFonts w:ascii="Times New Roman" w:hAnsi="Times New Roman"/>
+              </w:rPr>
+            </w:pPr>
+            <w:r>
+              <w:rPr>
+                <w:rFonts w:ascii="Times New Roman" w:hAnsi="Times New Roman"/>
+                <w:highlight w:val="yellow"/>
+              </w:rPr>
+              <w:t xml:space="preserve">Supplier Name : </w:t>
+            </w:r>
+            <w:r>
+              <w:rPr>
+                <w:rFonts w:ascii="Times New Roman" w:hAnsi="Times New Roman"/>
+                <w:highlight w:val="yellow"/>
+              </w:rPr>
+              <w:br w:type="textWrapping"/>
+            </w:r>
+            <w:r>
+              <w:rPr>
+                <w:rFonts w:ascii="Times New Roman" w:hAnsi="Times New Roman"/>
+                <w:highlight w:val="yellow"/>
+              </w:rPr>
+              <w:t>Address:</w:t>
+            </w:r>
+            <w:r>
+              <w:rPr>
+                <w:rFonts w:ascii="Times New Roman" w:hAnsi="Times New Roman"/>
+                <w:highlight w:val="yellow"/>
+              </w:rPr>
+              <w:br w:type="textWrapping"/>
+            </w:r>
+            <w:r>
+              <w:rPr>
+                <w:rFonts w:ascii="Times New Roman" w:hAnsi="Times New Roman"/>
+                <w:highlight w:val="yellow"/>
+              </w:rPr>
+              <w:t>State:</w:t>
+            </w:r>
+            <w:r>
+              <w:rPr>
+                <w:rFonts w:ascii="Times New Roman" w:hAnsi="Times New Roman"/>
+              </w:rPr>
+              <w:br w:type="textWrapping"/>
+            </w:r>
+            <w:r>
+              <w:rPr>
+                <w:rFonts w:ascii="Times New Roman" w:hAnsi="Times New Roman"/>
+              </w:rPr>
+              <w:t xml:space="preserve">(Refer ‘a’ in the expected result) </w:t>
+            </w:r>
+            <w:r>
+              <w:rPr>
+                <w:rFonts w:ascii="Times New Roman" w:hAnsi="Times New Roman"/>
+              </w:rPr>
+              <w:br w:type="textWrapping"/>
+            </w:r>
+          </w:p>
+          <w:p>
+            <w:pPr>
+              <w:spacing w:before="120" w:after="120"/>
+              <w:rPr>
+                <w:rFonts w:ascii="Times New Roman" w:hAnsi="Times New Roman"/>
+              </w:rPr>
+            </w:pPr>
+            <w:r>
+              <w:rPr>
+                <w:rFonts w:ascii="Times New Roman" w:hAnsi="Times New Roman"/>
+              </w:rPr>
+              <w:t>Click ‘Update’ button</w:t>
+            </w:r>
+          </w:p>
+          <w:p>
+            <w:pPr>
+              <w:spacing w:before="120" w:after="120"/>
+              <w:rPr>
+                <w:rFonts w:ascii="Times New Roman" w:hAnsi="Times New Roman"/>
+              </w:rPr>
+            </w:pPr>
+            <w:r>
+              <w:rPr>
+                <w:rFonts w:ascii="Times New Roman" w:hAnsi="Times New Roman"/>
+              </w:rPr>
+              <w:t>(Refer ‘b’ in the expected result)</w:t>
             </w:r>
           </w:p>
         </w:tc>
@@ -7890,6 +7945,25 @@
           </w:tcPr>
           <w:p>
             <w:pPr>
+              <w:tabs>
+                <w:tab w:val="left" w:pos="211"/>
+              </w:tabs>
+              <w:suppressAutoHyphens/>
+              <w:spacing w:before="120" w:after="120"/>
+              <w:jc w:val="both"/>
+              <w:rPr>
+                <w:rFonts w:ascii="Times New Roman" w:hAnsi="Times New Roman"/>
+              </w:rPr>
+            </w:pPr>
+            <w:r>
+              <w:rPr>
+                <w:rFonts w:ascii="Times New Roman" w:hAnsi="Times New Roman"/>
+              </w:rPr>
+              <w:t>Page should be redirected to Edit Supplier page</w:t>
+            </w:r>
+          </w:p>
+          <w:p>
+            <w:pPr>
               <w:spacing w:before="120" w:after="120" w:line="276" w:lineRule="auto"/>
               <w:jc w:val="both"/>
               <w:rPr>
@@ -7900,7 +7974,22 @@
               <w:rPr>
                 <w:rFonts w:ascii="Times New Roman" w:hAnsi="Times New Roman"/>
               </w:rPr>
-              <w:t xml:space="preserve">Password Popup should be appeared after entering the password, System should display success message as “Supplier returned” and page will be redirected to Supplier </w:t>
+              <w:t>a. Fields should accept by the system given by the user.</w:t>
+            </w:r>
+          </w:p>
+          <w:p>
+            <w:pPr>
+              <w:spacing w:before="120" w:after="120" w:line="276" w:lineRule="auto"/>
+              <w:jc w:val="both"/>
+              <w:rPr>
+                <w:rFonts w:ascii="Times New Roman" w:hAnsi="Times New Roman"/>
+              </w:rPr>
+            </w:pPr>
+            <w:r>
+              <w:rPr>
+                <w:rFonts w:ascii="Times New Roman" w:hAnsi="Times New Roman"/>
+              </w:rPr>
+              <w:t xml:space="preserve">b. Password Popup should be   appeared after entering the password, System should display success message as “Supplier updated successfully” and page will be redirected to Supplier </w:t>
             </w:r>
             <w:r>
               <w:rPr>
@@ -7913,8 +8002,17 @@
               <w:rPr>
                 <w:rFonts w:ascii="Times New Roman" w:hAnsi="Times New Roman"/>
               </w:rPr>
-              <w:t xml:space="preserve"> Menu and status as “Return By Approver” </w:t>
-            </w:r>
+              <w:t xml:space="preserve"> Page and status will be displayed as “Draft”.</w:t>
+            </w:r>
+          </w:p>
+          <w:p>
+            <w:pPr>
+              <w:spacing w:before="120" w:after="120" w:line="276" w:lineRule="auto"/>
+              <w:jc w:val="both"/>
+              <w:rPr>
+                <w:rFonts w:ascii="Times New Roman" w:hAnsi="Times New Roman"/>
+              </w:rPr>
+            </w:pPr>
           </w:p>
         </w:tc>
         <w:tc>
@@ -8069,9 +8167,8 @@
             <w:r>
               <w:rPr>
                 <w:rFonts w:ascii="Times New Roman" w:hAnsi="Times New Roman"/>
-                <w:bCs/>
-              </w:rPr>
-              <w:t>Login with User Name ‘oqmi’</w:t>
+              </w:rPr>
+              <w:t>Login With “Reviewer” User level</w:t>
             </w:r>
           </w:p>
           <w:p>
@@ -8082,122 +8179,98 @@
                 <w:rFonts w:ascii="Times New Roman" w:hAnsi="Times New Roman"/>
               </w:rPr>
             </w:pPr>
+            <w:r>
+              <w:rPr>
+                <w:rFonts w:ascii="Times New Roman" w:hAnsi="Times New Roman"/>
+              </w:rPr>
+              <w:t xml:space="preserve">Select Vendor Details Menu and Click on Supplier sub menu </w:t>
+            </w:r>
           </w:p>
           <w:p>
             <w:pPr>
               <w:spacing w:before="120" w:after="120"/>
-              <w:rPr>
-                <w:rFonts w:ascii="Times New Roman" w:hAnsi="Times New Roman"/>
-              </w:rPr>
-            </w:pPr>
-            <w:r>
-              <w:rPr>
-                <w:rFonts w:ascii="Times New Roman" w:hAnsi="Times New Roman"/>
-              </w:rPr>
-              <w:t>Click on Edit button in actions.</w:t>
+              <w:jc w:val="both"/>
+              <w:rPr>
+                <w:rFonts w:ascii="Times New Roman" w:hAnsi="Times New Roman"/>
+              </w:rPr>
+            </w:pPr>
+            <w:r>
+              <w:rPr>
+                <w:rFonts w:ascii="Times New Roman" w:hAnsi="Times New Roman"/>
+              </w:rPr>
+              <w:t>Click on actions for the created Supplier-Location.</w:t>
             </w:r>
           </w:p>
           <w:p>
             <w:pPr>
               <w:spacing w:before="120" w:after="120"/>
-              <w:rPr>
-                <w:rFonts w:ascii="Times New Roman" w:hAnsi="Times New Roman"/>
-              </w:rPr>
-            </w:pPr>
-            <w:r>
-              <w:rPr>
-                <w:rFonts w:ascii="Times New Roman" w:hAnsi="Times New Roman"/>
-              </w:rPr>
-              <w:t>Make changes as per the data mentioned below:</w:t>
+              <w:jc w:val="both"/>
+              <w:rPr>
+                <w:rFonts w:ascii="Times New Roman" w:hAnsi="Times New Roman"/>
+              </w:rPr>
+            </w:pPr>
+            <w:r>
+              <w:rPr>
+                <w:rFonts w:ascii="Times New Roman" w:hAnsi="Times New Roman"/>
+              </w:rPr>
+              <w:t>Click on Review button</w:t>
             </w:r>
           </w:p>
           <w:p>
             <w:pPr>
               <w:spacing w:before="120" w:after="120"/>
-              <w:rPr>
-                <w:rFonts w:ascii="Times New Roman" w:hAnsi="Times New Roman"/>
-              </w:rPr>
-            </w:pPr>
-            <w:r>
-              <w:rPr>
-                <w:rFonts w:ascii="Times New Roman" w:hAnsi="Times New Roman"/>
-                <w:highlight w:val="yellow"/>
-              </w:rPr>
-              <w:t xml:space="preserve">Supplier Name : </w:t>
-            </w:r>
-            <w:r>
-              <w:rPr>
-                <w:rFonts w:ascii="Times New Roman" w:hAnsi="Times New Roman"/>
-                <w:highlight w:val="yellow"/>
-              </w:rPr>
-              <w:br w:type="textWrapping"/>
-            </w:r>
-            <w:r>
-              <w:rPr>
-                <w:rFonts w:ascii="Times New Roman" w:hAnsi="Times New Roman"/>
-                <w:highlight w:val="yellow"/>
-              </w:rPr>
-              <w:t>Address:</w:t>
-            </w:r>
-            <w:r>
-              <w:rPr>
-                <w:rFonts w:ascii="Times New Roman" w:hAnsi="Times New Roman"/>
-                <w:highlight w:val="yellow"/>
-              </w:rPr>
-              <w:br w:type="textWrapping"/>
-            </w:r>
-            <w:r>
-              <w:rPr>
-                <w:rFonts w:ascii="Times New Roman" w:hAnsi="Times New Roman"/>
-                <w:highlight w:val="yellow"/>
-              </w:rPr>
-              <w:t>State:</w:t>
-            </w:r>
-            <w:r>
-              <w:rPr>
-                <w:rFonts w:ascii="Times New Roman" w:hAnsi="Times New Roman"/>
-              </w:rPr>
-              <w:br w:type="textWrapping"/>
-            </w:r>
-            <w:r>
-              <w:rPr>
-                <w:rFonts w:ascii="Times New Roman" w:hAnsi="Times New Roman"/>
-              </w:rPr>
-              <w:t xml:space="preserve">(Refer ‘a’ in the expected result) </w:t>
-            </w:r>
-            <w:r>
-              <w:rPr>
-                <w:rFonts w:ascii="Times New Roman" w:hAnsi="Times New Roman"/>
-              </w:rPr>
-              <w:br w:type="textWrapping"/>
-            </w:r>
+              <w:jc w:val="both"/>
+              <w:rPr>
+                <w:rFonts w:ascii="Times New Roman" w:hAnsi="Times New Roman"/>
+              </w:rPr>
+            </w:pPr>
           </w:p>
           <w:p>
             <w:pPr>
               <w:spacing w:before="120" w:after="120"/>
-              <w:rPr>
-                <w:rFonts w:ascii="Times New Roman" w:hAnsi="Times New Roman"/>
-              </w:rPr>
-            </w:pPr>
-            <w:r>
-              <w:rPr>
-                <w:rFonts w:ascii="Times New Roman" w:hAnsi="Times New Roman"/>
-              </w:rPr>
-              <w:t>Click ‘Update’ button</w:t>
+              <w:jc w:val="both"/>
+              <w:rPr>
+                <w:rFonts w:ascii="Times New Roman" w:hAnsi="Times New Roman"/>
+              </w:rPr>
+            </w:pPr>
+            <w:r>
+              <w:rPr>
+                <w:rFonts w:ascii="Times New Roman" w:hAnsi="Times New Roman"/>
+              </w:rPr>
+              <w:t>Enter the remarks and click on Review button</w:t>
             </w:r>
           </w:p>
           <w:p>
             <w:pPr>
               <w:spacing w:before="120" w:after="120"/>
-              <w:rPr>
-                <w:rFonts w:ascii="Times New Roman" w:hAnsi="Times New Roman"/>
-              </w:rPr>
-            </w:pPr>
-            <w:r>
-              <w:rPr>
-                <w:rFonts w:ascii="Times New Roman" w:hAnsi="Times New Roman"/>
-              </w:rPr>
-              <w:t>(Refer ‘b’ in the expected result)</w:t>
+              <w:jc w:val="both"/>
+              <w:rPr>
+                <w:rFonts w:ascii="Times New Roman" w:hAnsi="Times New Roman"/>
+              </w:rPr>
+            </w:pPr>
+          </w:p>
+          <w:p>
+            <w:pPr>
+              <w:spacing w:before="120" w:after="120"/>
+              <w:jc w:val="both"/>
+              <w:rPr>
+                <w:rFonts w:ascii="Times New Roman" w:hAnsi="Times New Roman"/>
+              </w:rPr>
+            </w:pPr>
+          </w:p>
+          <w:p>
+            <w:pPr>
+              <w:spacing w:before="120" w:after="120"/>
+              <w:jc w:val="both"/>
+              <w:rPr>
+                <w:rFonts w:ascii="Times New Roman" w:hAnsi="Times New Roman"/>
+              </w:rPr>
+            </w:pPr>
+            <w:r>
+              <w:rPr>
+                <w:rFonts w:ascii="Times New Roman" w:hAnsi="Times New Roman"/>
+              </w:rPr>
+              <w:t>Remarks –Review</w:t>
             </w:r>
           </w:p>
         </w:tc>
@@ -8207,25 +8280,6 @@
           </w:tcPr>
           <w:p>
             <w:pPr>
-              <w:tabs>
-                <w:tab w:val="left" w:pos="211"/>
-              </w:tabs>
-              <w:suppressAutoHyphens/>
-              <w:spacing w:before="120" w:after="120"/>
-              <w:jc w:val="both"/>
-              <w:rPr>
-                <w:rFonts w:ascii="Times New Roman" w:hAnsi="Times New Roman"/>
-              </w:rPr>
-            </w:pPr>
-            <w:r>
-              <w:rPr>
-                <w:rFonts w:ascii="Times New Roman" w:hAnsi="Times New Roman"/>
-              </w:rPr>
-              <w:t>Page should be redirected to Edit Supplier page</w:t>
-            </w:r>
-          </w:p>
-          <w:p>
-            <w:pPr>
               <w:spacing w:before="120" w:after="120" w:line="276" w:lineRule="auto"/>
               <w:jc w:val="both"/>
               <w:rPr>
@@ -8236,7 +8290,7 @@
               <w:rPr>
                 <w:rFonts w:ascii="Times New Roman" w:hAnsi="Times New Roman"/>
               </w:rPr>
-              <w:t>a. Fields should accept by the system given by the user.</w:t>
+              <w:t xml:space="preserve">Page will be redirect to review page </w:t>
             </w:r>
           </w:p>
           <w:p>
@@ -8251,7 +8305,7 @@
               <w:rPr>
                 <w:rFonts w:ascii="Times New Roman" w:hAnsi="Times New Roman"/>
               </w:rPr>
-              <w:t xml:space="preserve">b. Password Popup should be   appeared after entering the password, System should display success message as “Supplier updated successfully” and page will be redirected to Supplier </w:t>
+              <w:t xml:space="preserve">Password Popup should be appeared after entering the password, System should display success message as “Supplier Reviewed Successfully” and page will be redirected to Supplier </w:t>
             </w:r>
             <w:r>
               <w:rPr>
@@ -8264,17 +8318,8 @@
               <w:rPr>
                 <w:rFonts w:ascii="Times New Roman" w:hAnsi="Times New Roman"/>
               </w:rPr>
-              <w:t xml:space="preserve"> Page and status will be displayed as “Draft”.</w:t>
-            </w:r>
-          </w:p>
-          <w:p>
-            <w:pPr>
-              <w:spacing w:before="120" w:after="120" w:line="276" w:lineRule="auto"/>
-              <w:jc w:val="both"/>
-              <w:rPr>
-                <w:rFonts w:ascii="Times New Roman" w:hAnsi="Times New Roman"/>
-              </w:rPr>
-            </w:pPr>
+              <w:t xml:space="preserve"> Menu and status as “Reviewed”</w:t>
+            </w:r>
           </w:p>
         </w:tc>
         <w:tc>
@@ -8430,7 +8475,7 @@
               <w:rPr>
                 <w:rFonts w:ascii="Times New Roman" w:hAnsi="Times New Roman"/>
               </w:rPr>
-              <w:t>Login With “Reviewer” User level</w:t>
+              <w:t>Login With “Approver” User level</w:t>
             </w:r>
           </w:p>
           <w:p>
@@ -8456,6 +8501,15 @@
                 <w:rFonts w:ascii="Times New Roman" w:hAnsi="Times New Roman"/>
               </w:rPr>
             </w:pPr>
+          </w:p>
+          <w:p>
+            <w:pPr>
+              <w:spacing w:before="120" w:after="120"/>
+              <w:jc w:val="both"/>
+              <w:rPr>
+                <w:rFonts w:ascii="Times New Roman" w:hAnsi="Times New Roman"/>
+              </w:rPr>
+            </w:pPr>
             <w:r>
               <w:rPr>
                 <w:rFonts w:ascii="Times New Roman" w:hAnsi="Times New Roman"/>
@@ -8463,6 +8517,51 @@
               <w:t>Click on actions for the created Supplier-Location.</w:t>
             </w:r>
           </w:p>
+          <w:p>
+            <w:pPr>
+              <w:spacing w:before="120" w:after="120"/>
+              <w:jc w:val="both"/>
+              <w:rPr>
+                <w:rFonts w:ascii="Times New Roman" w:hAnsi="Times New Roman"/>
+              </w:rPr>
+            </w:pPr>
+            <w:r>
+              <w:rPr>
+                <w:rFonts w:ascii="Times New Roman" w:hAnsi="Times New Roman"/>
+              </w:rPr>
+              <w:t>Click on Approve button</w:t>
+            </w:r>
+          </w:p>
+          <w:p>
+            <w:pPr>
+              <w:spacing w:before="120" w:after="120"/>
+              <w:jc w:val="both"/>
+              <w:rPr>
+                <w:rFonts w:ascii="Times New Roman" w:hAnsi="Times New Roman"/>
+              </w:rPr>
+            </w:pPr>
+            <w:r>
+              <w:rPr>
+                <w:rFonts w:ascii="Times New Roman" w:hAnsi="Times New Roman"/>
+              </w:rPr>
+              <w:t>Enter the remarks and click on Approve button</w:t>
+            </w:r>
+          </w:p>
+          <w:p>
+            <w:pPr>
+              <w:spacing w:before="120" w:after="120"/>
+              <w:jc w:val="both"/>
+              <w:rPr>
+                <w:rFonts w:ascii="Times New Roman" w:hAnsi="Times New Roman"/>
+              </w:rPr>
+            </w:pPr>
+            <w:r>
+              <w:rPr>
+                <w:rFonts w:ascii="Times New Roman" w:hAnsi="Times New Roman"/>
+              </w:rPr>
+              <w:t>Remarks – Approve</w:t>
+            </w:r>
+          </w:p>
         </w:tc>
         <w:tc>
           <w:tcPr>
@@ -8471,73 +8570,31 @@
           <w:p>
             <w:pPr>
               <w:spacing w:before="120" w:after="120" w:line="276" w:lineRule="auto"/>
-              <w:ind w:left="138"/>
-              <w:jc w:val="both"/>
-              <w:rPr>
-                <w:rFonts w:ascii="Times New Roman" w:hAnsi="Times New Roman"/>
-              </w:rPr>
-            </w:pPr>
-            <w:r>
-              <w:rPr>
-                <w:rFonts w:ascii="Times New Roman" w:hAnsi="Times New Roman"/>
-              </w:rPr>
-              <w:t>The page should be redirected to Supplier list page.</w:t>
+              <w:jc w:val="both"/>
+              <w:rPr>
+                <w:rFonts w:ascii="Times New Roman" w:hAnsi="Times New Roman"/>
+              </w:rPr>
+            </w:pPr>
+            <w:r>
+              <w:rPr>
+                <w:rFonts w:ascii="Times New Roman" w:hAnsi="Times New Roman"/>
+              </w:rPr>
+              <w:t xml:space="preserve">Page will be redirect to Approve page </w:t>
             </w:r>
           </w:p>
           <w:p>
             <w:pPr>
               <w:spacing w:before="120" w:after="120" w:line="276" w:lineRule="auto"/>
-              <w:ind w:left="138"/>
-              <w:jc w:val="both"/>
-              <w:rPr>
-                <w:rFonts w:ascii="Times New Roman" w:hAnsi="Times New Roman"/>
-              </w:rPr>
-            </w:pPr>
-            <w:r>
-              <w:rPr>
-                <w:rFonts w:ascii="Times New Roman" w:hAnsi="Times New Roman"/>
-              </w:rPr>
-              <w:t>The below Supplier list will appear on actions</w:t>
-            </w:r>
-          </w:p>
-          <w:p>
-            <w:pPr>
-              <w:pStyle w:val="17"/>
-              <w:numPr>
-                <w:ilvl w:val="0"/>
-                <w:numId w:val="11"/>
-              </w:numPr>
-              <w:spacing w:before="120" w:after="120" w:line="276" w:lineRule="auto"/>
-              <w:jc w:val="both"/>
-              <w:rPr>
-                <w:rFonts w:ascii="Times New Roman" w:hAnsi="Times New Roman"/>
-              </w:rPr>
-            </w:pPr>
-            <w:r>
-              <w:rPr>
-                <w:rFonts w:ascii="Times New Roman" w:hAnsi="Times New Roman"/>
-              </w:rPr>
-              <w:t>View</w:t>
-            </w:r>
-          </w:p>
-          <w:p>
-            <w:pPr>
-              <w:pStyle w:val="17"/>
-              <w:numPr>
-                <w:ilvl w:val="0"/>
-                <w:numId w:val="11"/>
-              </w:numPr>
-              <w:spacing w:before="120" w:after="120" w:line="276" w:lineRule="auto"/>
-              <w:jc w:val="both"/>
-              <w:rPr>
-                <w:rFonts w:ascii="Times New Roman" w:hAnsi="Times New Roman"/>
-              </w:rPr>
-            </w:pPr>
-            <w:r>
-              <w:rPr>
-                <w:rFonts w:ascii="Times New Roman" w:hAnsi="Times New Roman"/>
-              </w:rPr>
-              <w:t xml:space="preserve">Review </w:t>
+              <w:jc w:val="both"/>
+              <w:rPr>
+                <w:rFonts w:ascii="Times New Roman" w:hAnsi="Times New Roman"/>
+              </w:rPr>
+            </w:pPr>
+            <w:r>
+              <w:rPr>
+                <w:rFonts w:ascii="Times New Roman" w:hAnsi="Times New Roman"/>
+              </w:rPr>
+              <w:t>Password Popup should be appeared after entering the password, System should display success message as “Supplier Approved successfully” and page will be redirected to Supplier list page and status as “Active”.</w:t>
             </w:r>
           </w:p>
         </w:tc>
@@ -8681,6 +8738,7 @@
         <w:tc>
           <w:tcPr>
             <w:tcW w:w="3269" w:type="dxa"/>
+            <w:vAlign w:val="top"/>
           </w:tcPr>
           <w:p>
             <w:pPr>
@@ -8693,71 +8751,36 @@
             <w:r>
               <w:rPr>
                 <w:rFonts w:ascii="Times New Roman" w:hAnsi="Times New Roman"/>
-              </w:rPr>
-              <w:t>Click on Review button</w:t>
-            </w:r>
-          </w:p>
-          <w:p>
-            <w:pPr>
-              <w:spacing w:before="120" w:after="120"/>
-              <w:jc w:val="both"/>
-              <w:rPr>
-                <w:rFonts w:ascii="Times New Roman" w:hAnsi="Times New Roman"/>
-              </w:rPr>
-            </w:pPr>
-          </w:p>
-          <w:p>
-            <w:pPr>
-              <w:spacing w:before="120" w:after="120"/>
-              <w:jc w:val="both"/>
-              <w:rPr>
-                <w:rFonts w:ascii="Times New Roman" w:hAnsi="Times New Roman"/>
-              </w:rPr>
-            </w:pPr>
-            <w:r>
-              <w:rPr>
-                <w:rFonts w:ascii="Times New Roman" w:hAnsi="Times New Roman"/>
-              </w:rPr>
-              <w:t>Enter the remarks and click on Review button</w:t>
-            </w:r>
-          </w:p>
-          <w:p>
-            <w:pPr>
-              <w:spacing w:before="120" w:after="120"/>
-              <w:jc w:val="both"/>
-              <w:rPr>
-                <w:rFonts w:ascii="Times New Roman" w:hAnsi="Times New Roman"/>
-              </w:rPr>
-            </w:pPr>
-          </w:p>
-          <w:p>
-            <w:pPr>
-              <w:spacing w:before="120" w:after="120"/>
-              <w:jc w:val="both"/>
-              <w:rPr>
-                <w:rFonts w:ascii="Times New Roman" w:hAnsi="Times New Roman"/>
-              </w:rPr>
-            </w:pPr>
-          </w:p>
-          <w:p>
-            <w:pPr>
-              <w:spacing w:before="120" w:after="120"/>
-              <w:jc w:val="both"/>
-              <w:rPr>
-                <w:rFonts w:ascii="Times New Roman" w:hAnsi="Times New Roman"/>
-              </w:rPr>
-            </w:pPr>
-            <w:r>
-              <w:rPr>
-                <w:rFonts w:ascii="Times New Roman" w:hAnsi="Times New Roman"/>
-              </w:rPr>
-              <w:t>Remarks –Review</w:t>
+                <w:lang w:val="en-IN"/>
+              </w:rPr>
+              <w:t>Login with oqmi and check status</w:t>
+            </w:r>
+            <w:r>
+              <w:rPr>
+                <w:rFonts w:hint="default" w:ascii="Times New Roman" w:hAnsi="Times New Roman"/>
+                <w:lang w:val="en-US"/>
+              </w:rPr>
+              <w:t xml:space="preserve">  approved supplier</w:t>
+            </w:r>
+            <w:r>
+              <w:rPr>
+                <w:rFonts w:ascii="Times New Roman" w:hAnsi="Times New Roman"/>
+                <w:lang w:val="en-IN"/>
+              </w:rPr>
+              <w:t xml:space="preserve"> </w:t>
+            </w:r>
+            <w:r>
+              <w:rPr>
+                <w:rFonts w:ascii="Times New Roman" w:hAnsi="Times New Roman"/>
+              </w:rPr>
+              <w:t>Click on logout button.</w:t>
             </w:r>
           </w:p>
         </w:tc>
         <w:tc>
           <w:tcPr>
             <w:tcW w:w="2968" w:type="dxa"/>
+            <w:vAlign w:val="top"/>
           </w:tcPr>
           <w:p>
             <w:pPr>
@@ -8770,36 +8793,15 @@
             <w:r>
               <w:rPr>
                 <w:rFonts w:ascii="Times New Roman" w:hAnsi="Times New Roman"/>
-              </w:rPr>
-              <w:t xml:space="preserve">Page will be redirect to review page </w:t>
-            </w:r>
-          </w:p>
-          <w:p>
-            <w:pPr>
-              <w:spacing w:before="120" w:after="120" w:line="276" w:lineRule="auto"/>
-              <w:jc w:val="both"/>
-              <w:rPr>
-                <w:rFonts w:ascii="Times New Roman" w:hAnsi="Times New Roman"/>
-              </w:rPr>
-            </w:pPr>
-            <w:r>
-              <w:rPr>
-                <w:rFonts w:ascii="Times New Roman" w:hAnsi="Times New Roman"/>
-              </w:rPr>
-              <w:t xml:space="preserve">Password Popup should be appeared after entering the password, System should display success message as “Supplier Reviewed Successfully” and page will be redirected to Supplier </w:t>
-            </w:r>
-            <w:r>
-              <w:rPr>
-                <w:rFonts w:ascii="Times New Roman" w:hAnsi="Times New Roman"/>
-                <w:bCs/>
-              </w:rPr>
-              <w:t>List</w:t>
-            </w:r>
-            <w:r>
-              <w:rPr>
-                <w:rFonts w:ascii="Times New Roman" w:hAnsi="Times New Roman"/>
-              </w:rPr>
-              <w:t xml:space="preserve"> Menu and status as “Reviewed”</w:t>
+                <w:lang w:val="en-IN"/>
+              </w:rPr>
+              <w:t xml:space="preserve">Status should be active and </w:t>
+            </w:r>
+            <w:r>
+              <w:rPr>
+                <w:rFonts w:ascii="Times New Roman" w:hAnsi="Times New Roman"/>
+              </w:rPr>
+              <w:t>User should be logged out.</w:t>
             </w:r>
           </w:p>
         </w:tc>
@@ -8833,36 +8835,6 @@
                 <w:sz w:val="32"/>
               </w:rPr>
             </w:pPr>
-            <w:r>
-              <w:rPr>
-                <w:rFonts w:ascii="Times New Roman" w:hAnsi="Times New Roman"/>
-                <w:bCs/>
-                <w:sz w:val="32"/>
-              </w:rPr>
-              <w:t>□</w:t>
-            </w:r>
-            <w:r>
-              <w:rPr>
-                <w:rFonts w:ascii="Times New Roman" w:hAnsi="Times New Roman"/>
-                <w:bCs/>
-              </w:rPr>
-              <w:t xml:space="preserve">Pass </w:t>
-            </w:r>
-            <w:r>
-              <w:rPr>
-                <w:rFonts w:ascii="Times New Roman" w:hAnsi="Times New Roman"/>
-                <w:bCs/>
-                <w:sz w:val="32"/>
-              </w:rPr>
-              <w:t>□</w:t>
-            </w:r>
-            <w:r>
-              <w:rPr>
-                <w:rFonts w:ascii="Times New Roman" w:hAnsi="Times New Roman"/>
-                <w:bCs/>
-              </w:rPr>
-              <w:t>Fail</w:t>
-            </w:r>
           </w:p>
         </w:tc>
         <w:tc>
@@ -8878,501 +8850,8 @@
                 <w:bCs/>
               </w:rPr>
             </w:pPr>
-          </w:p>
-        </w:tc>
-        <w:tc>
-          <w:tcPr>
-            <w:tcW w:w="1707" w:type="dxa"/>
-          </w:tcPr>
-          <w:p>
-            <w:pPr>
-              <w:ind w:left="567"/>
-              <w:jc w:val="both"/>
-              <w:rPr>
-                <w:rFonts w:ascii="Times New Roman" w:hAnsi="Times New Roman"/>
-                <w:bCs/>
-              </w:rPr>
-            </w:pPr>
-          </w:p>
-        </w:tc>
-      </w:tr>
-      <w:tr>
-        <w:tblPrEx>
-          <w:tblBorders>
-            <w:top w:val="single" w:color="auto" w:sz="4" w:space="0"/>
-            <w:left w:val="single" w:color="auto" w:sz="4" w:space="0"/>
-            <w:bottom w:val="single" w:color="auto" w:sz="4" w:space="0"/>
-            <w:right w:val="single" w:color="auto" w:sz="4" w:space="0"/>
-            <w:insideH w:val="single" w:color="auto" w:sz="4" w:space="0"/>
-            <w:insideV w:val="single" w:color="auto" w:sz="4" w:space="0"/>
-          </w:tblBorders>
-          <w:tblCellMar>
-            <w:top w:w="0" w:type="dxa"/>
-            <w:left w:w="108" w:type="dxa"/>
-            <w:bottom w:w="0" w:type="dxa"/>
-            <w:right w:w="108" w:type="dxa"/>
-          </w:tblCellMar>
-        </w:tblPrEx>
-        <w:trPr>
-          <w:gridAfter w:val="1"/>
-          <w:wAfter w:w="17" w:type="dxa"/>
-        </w:trPr>
-        <w:tc>
-          <w:tcPr>
-            <w:tcW w:w="1275" w:type="dxa"/>
-            <w:vAlign w:val="center"/>
-          </w:tcPr>
-          <w:p>
-            <w:pPr>
-              <w:pStyle w:val="17"/>
-              <w:numPr>
-                <w:ilvl w:val="0"/>
-                <w:numId w:val="6"/>
-              </w:numPr>
-              <w:tabs>
-                <w:tab w:val="left" w:pos="426"/>
-              </w:tabs>
-              <w:jc w:val="both"/>
-              <w:rPr>
-                <w:rFonts w:ascii="Times New Roman" w:hAnsi="Times New Roman"/>
-                <w:bCs/>
-              </w:rPr>
-            </w:pPr>
-          </w:p>
-        </w:tc>
-        <w:tc>
-          <w:tcPr>
-            <w:tcW w:w="3269" w:type="dxa"/>
-          </w:tcPr>
-          <w:p>
-            <w:pPr>
-              <w:spacing w:before="120" w:after="120"/>
-              <w:jc w:val="both"/>
-              <w:rPr>
-                <w:rFonts w:ascii="Times New Roman" w:hAnsi="Times New Roman"/>
-              </w:rPr>
-            </w:pPr>
-            <w:r>
-              <w:rPr>
-                <w:rFonts w:ascii="Times New Roman" w:hAnsi="Times New Roman"/>
-              </w:rPr>
-              <w:t>Login With “Approver” User level</w:t>
-            </w:r>
-          </w:p>
-          <w:p>
-            <w:pPr>
-              <w:spacing w:before="120" w:after="120"/>
-              <w:jc w:val="both"/>
-              <w:rPr>
-                <w:rFonts w:ascii="Times New Roman" w:hAnsi="Times New Roman"/>
-              </w:rPr>
-            </w:pPr>
-            <w:r>
-              <w:rPr>
-                <w:rFonts w:ascii="Times New Roman" w:hAnsi="Times New Roman"/>
-              </w:rPr>
-              <w:t xml:space="preserve">Select Vendor Details Menu and Click on Supplier sub menu </w:t>
-            </w:r>
-          </w:p>
-          <w:p>
-            <w:pPr>
-              <w:spacing w:before="120" w:after="120"/>
-              <w:jc w:val="both"/>
-              <w:rPr>
-                <w:rFonts w:ascii="Times New Roman" w:hAnsi="Times New Roman"/>
-              </w:rPr>
-            </w:pPr>
-          </w:p>
-          <w:p>
-            <w:pPr>
-              <w:spacing w:before="120" w:after="120"/>
-              <w:jc w:val="both"/>
-              <w:rPr>
-                <w:rFonts w:ascii="Times New Roman" w:hAnsi="Times New Roman"/>
-              </w:rPr>
-            </w:pPr>
-            <w:r>
-              <w:rPr>
-                <w:rFonts w:ascii="Times New Roman" w:hAnsi="Times New Roman"/>
-              </w:rPr>
-              <w:t>Click on actions for the created Supplier-Location.</w:t>
-            </w:r>
-          </w:p>
-        </w:tc>
-        <w:tc>
-          <w:tcPr>
-            <w:tcW w:w="2968" w:type="dxa"/>
-          </w:tcPr>
-          <w:p>
-            <w:pPr>
-              <w:spacing w:before="120" w:after="120" w:line="276" w:lineRule="auto"/>
-              <w:ind w:left="138"/>
-              <w:jc w:val="both"/>
-              <w:rPr>
-                <w:rFonts w:ascii="Times New Roman" w:hAnsi="Times New Roman"/>
-              </w:rPr>
-            </w:pPr>
-            <w:r>
-              <w:rPr>
-                <w:rFonts w:ascii="Times New Roman" w:hAnsi="Times New Roman"/>
-              </w:rPr>
-              <w:t>The page should be redirected to Supplier list page.</w:t>
-            </w:r>
-          </w:p>
-          <w:p>
-            <w:pPr>
-              <w:spacing w:before="120" w:after="120" w:line="276" w:lineRule="auto"/>
-              <w:ind w:left="138"/>
-              <w:jc w:val="both"/>
-              <w:rPr>
-                <w:rFonts w:ascii="Times New Roman" w:hAnsi="Times New Roman"/>
-              </w:rPr>
-            </w:pPr>
-            <w:r>
-              <w:rPr>
-                <w:rFonts w:ascii="Times New Roman" w:hAnsi="Times New Roman"/>
-              </w:rPr>
-              <w:t>The below Supplier list will appear on actions</w:t>
-            </w:r>
-          </w:p>
-          <w:p>
-            <w:pPr>
-              <w:pStyle w:val="17"/>
-              <w:numPr>
-                <w:ilvl w:val="0"/>
-                <w:numId w:val="12"/>
-              </w:numPr>
-              <w:spacing w:before="120" w:after="120" w:line="276" w:lineRule="auto"/>
-              <w:jc w:val="both"/>
-              <w:rPr>
-                <w:rFonts w:ascii="Times New Roman" w:hAnsi="Times New Roman"/>
-              </w:rPr>
-            </w:pPr>
-            <w:r>
-              <w:rPr>
-                <w:rFonts w:ascii="Times New Roman" w:hAnsi="Times New Roman"/>
-              </w:rPr>
-              <w:t xml:space="preserve">View </w:t>
-            </w:r>
-          </w:p>
-          <w:p>
-            <w:pPr>
-              <w:pStyle w:val="17"/>
-              <w:numPr>
-                <w:ilvl w:val="0"/>
-                <w:numId w:val="12"/>
-              </w:numPr>
-              <w:spacing w:before="120" w:after="120" w:line="276" w:lineRule="auto"/>
-              <w:jc w:val="both"/>
-              <w:rPr>
-                <w:rFonts w:ascii="Times New Roman" w:hAnsi="Times New Roman"/>
-              </w:rPr>
-            </w:pPr>
-            <w:r>
-              <w:rPr>
-                <w:rFonts w:ascii="Times New Roman" w:hAnsi="Times New Roman"/>
-              </w:rPr>
-              <w:t>Approve</w:t>
-            </w:r>
-          </w:p>
-        </w:tc>
-        <w:tc>
-          <w:tcPr>
-            <w:tcW w:w="2487" w:type="dxa"/>
-          </w:tcPr>
-          <w:p>
-            <w:pPr>
-              <w:ind w:left="567"/>
-              <w:jc w:val="both"/>
-              <w:rPr>
-                <w:rFonts w:ascii="Times New Roman" w:hAnsi="Times New Roman"/>
-                <w:bCs/>
-                <w:sz w:val="32"/>
-              </w:rPr>
-            </w:pPr>
-          </w:p>
-        </w:tc>
-        <w:tc>
-          <w:tcPr>
-            <w:tcW w:w="1301" w:type="dxa"/>
-          </w:tcPr>
-          <w:p>
-            <w:pPr>
-              <w:ind w:left="175"/>
-              <w:jc w:val="both"/>
-              <w:rPr>
-                <w:rFonts w:ascii="Times New Roman" w:hAnsi="Times New Roman"/>
-                <w:bCs/>
-                <w:sz w:val="32"/>
-              </w:rPr>
-            </w:pPr>
-            <w:r>
-              <w:rPr>
-                <w:rFonts w:ascii="Times New Roman" w:hAnsi="Times New Roman"/>
-                <w:bCs/>
-                <w:sz w:val="32"/>
-              </w:rPr>
-              <w:t>□</w:t>
-            </w:r>
-            <w:r>
-              <w:rPr>
-                <w:rFonts w:ascii="Times New Roman" w:hAnsi="Times New Roman"/>
-                <w:bCs/>
-              </w:rPr>
-              <w:t xml:space="preserve">Pass </w:t>
-            </w:r>
-            <w:r>
-              <w:rPr>
-                <w:rFonts w:ascii="Times New Roman" w:hAnsi="Times New Roman"/>
-                <w:bCs/>
-                <w:sz w:val="32"/>
-              </w:rPr>
-              <w:t>□</w:t>
-            </w:r>
-            <w:r>
-              <w:rPr>
-                <w:rFonts w:ascii="Times New Roman" w:hAnsi="Times New Roman"/>
-                <w:bCs/>
-              </w:rPr>
-              <w:t>Fail</w:t>
-            </w:r>
-          </w:p>
-        </w:tc>
-        <w:tc>
-          <w:tcPr>
-            <w:tcW w:w="1824" w:type="dxa"/>
-          </w:tcPr>
-          <w:p>
-            <w:pPr>
-              <w:ind w:left="567"/>
-              <w:jc w:val="both"/>
-              <w:rPr>
-                <w:rFonts w:ascii="Times New Roman" w:hAnsi="Times New Roman"/>
-                <w:bCs/>
-              </w:rPr>
-            </w:pPr>
-          </w:p>
-        </w:tc>
-        <w:tc>
-          <w:tcPr>
-            <w:tcW w:w="1707" w:type="dxa"/>
-          </w:tcPr>
-          <w:p>
-            <w:pPr>
-              <w:ind w:left="567"/>
-              <w:jc w:val="both"/>
-              <w:rPr>
-                <w:rFonts w:ascii="Times New Roman" w:hAnsi="Times New Roman"/>
-                <w:bCs/>
-              </w:rPr>
-            </w:pPr>
-          </w:p>
-        </w:tc>
-      </w:tr>
-      <w:tr>
-        <w:tblPrEx>
-          <w:tblBorders>
-            <w:top w:val="single" w:color="auto" w:sz="4" w:space="0"/>
-            <w:left w:val="single" w:color="auto" w:sz="4" w:space="0"/>
-            <w:bottom w:val="single" w:color="auto" w:sz="4" w:space="0"/>
-            <w:right w:val="single" w:color="auto" w:sz="4" w:space="0"/>
-            <w:insideH w:val="single" w:color="auto" w:sz="4" w:space="0"/>
-            <w:insideV w:val="single" w:color="auto" w:sz="4" w:space="0"/>
-          </w:tblBorders>
-          <w:tblCellMar>
-            <w:top w:w="0" w:type="dxa"/>
-            <w:left w:w="108" w:type="dxa"/>
-            <w:bottom w:w="0" w:type="dxa"/>
-            <w:right w:w="108" w:type="dxa"/>
-          </w:tblCellMar>
-        </w:tblPrEx>
-        <w:trPr>
-          <w:gridAfter w:val="1"/>
-          <w:wAfter w:w="17" w:type="dxa"/>
-        </w:trPr>
-        <w:tc>
-          <w:tcPr>
-            <w:tcW w:w="1275" w:type="dxa"/>
-            <w:vAlign w:val="center"/>
-          </w:tcPr>
-          <w:p>
-            <w:pPr>
-              <w:pStyle w:val="17"/>
-              <w:numPr>
-                <w:ilvl w:val="0"/>
-                <w:numId w:val="6"/>
-              </w:numPr>
-              <w:tabs>
-                <w:tab w:val="left" w:pos="426"/>
-              </w:tabs>
-              <w:jc w:val="both"/>
-              <w:rPr>
-                <w:rFonts w:ascii="Times New Roman" w:hAnsi="Times New Roman"/>
-                <w:bCs/>
-              </w:rPr>
-            </w:pPr>
-          </w:p>
-        </w:tc>
-        <w:tc>
-          <w:tcPr>
-            <w:tcW w:w="3269" w:type="dxa"/>
-          </w:tcPr>
-          <w:p>
-            <w:pPr>
-              <w:spacing w:before="120" w:after="120"/>
-              <w:jc w:val="both"/>
-              <w:rPr>
-                <w:rFonts w:ascii="Times New Roman" w:hAnsi="Times New Roman"/>
-              </w:rPr>
-            </w:pPr>
-            <w:r>
-              <w:rPr>
-                <w:rFonts w:ascii="Times New Roman" w:hAnsi="Times New Roman"/>
-              </w:rPr>
-              <w:t>Click on Approve button</w:t>
-            </w:r>
-          </w:p>
-          <w:p>
-            <w:pPr>
-              <w:spacing w:before="120" w:after="120"/>
-              <w:jc w:val="both"/>
-              <w:rPr>
-                <w:rFonts w:ascii="Times New Roman" w:hAnsi="Times New Roman"/>
-              </w:rPr>
-            </w:pPr>
-            <w:r>
-              <w:rPr>
-                <w:rFonts w:ascii="Times New Roman" w:hAnsi="Times New Roman"/>
-              </w:rPr>
-              <w:t>Enter the remarks and click on Approve button</w:t>
-            </w:r>
-          </w:p>
-          <w:p>
-            <w:pPr>
-              <w:spacing w:before="120" w:after="120"/>
-              <w:jc w:val="both"/>
-              <w:rPr>
-                <w:rFonts w:ascii="Times New Roman" w:hAnsi="Times New Roman"/>
-              </w:rPr>
-            </w:pPr>
-            <w:r>
-              <w:rPr>
-                <w:rFonts w:ascii="Times New Roman" w:hAnsi="Times New Roman"/>
-              </w:rPr>
-              <w:t>Remarks – Approve</w:t>
-            </w:r>
-          </w:p>
-        </w:tc>
-        <w:tc>
-          <w:tcPr>
-            <w:tcW w:w="2968" w:type="dxa"/>
-          </w:tcPr>
-          <w:p>
-            <w:pPr>
-              <w:spacing w:before="120" w:after="120" w:line="276" w:lineRule="auto"/>
-              <w:jc w:val="both"/>
-              <w:rPr>
-                <w:rFonts w:ascii="Times New Roman" w:hAnsi="Times New Roman"/>
-              </w:rPr>
-            </w:pPr>
-            <w:r>
-              <w:rPr>
-                <w:rFonts w:ascii="Times New Roman" w:hAnsi="Times New Roman"/>
-              </w:rPr>
-              <w:t xml:space="preserve">Page will be redirect to Approve page </w:t>
-            </w:r>
-          </w:p>
-          <w:p>
-            <w:pPr>
-              <w:spacing w:before="120" w:after="120" w:line="276" w:lineRule="auto"/>
-              <w:jc w:val="both"/>
-              <w:rPr>
-                <w:rFonts w:ascii="Times New Roman" w:hAnsi="Times New Roman"/>
-              </w:rPr>
-            </w:pPr>
-            <w:r>
-              <w:rPr>
-                <w:rFonts w:ascii="Times New Roman" w:hAnsi="Times New Roman"/>
-              </w:rPr>
-              <w:t>Password Popup should be appeared after entering the password, System should display success message as “Supplier Approved successfully” and page will be redirected to Supplier list page and status as “Active”.</w:t>
-            </w:r>
-          </w:p>
-        </w:tc>
-        <w:tc>
-          <w:tcPr>
-            <w:tcW w:w="2487" w:type="dxa"/>
-          </w:tcPr>
-          <w:p>
-            <w:pPr>
-              <w:ind w:left="567"/>
-              <w:jc w:val="both"/>
-              <w:rPr>
-                <w:rFonts w:ascii="Times New Roman" w:hAnsi="Times New Roman"/>
-                <w:bCs/>
-                <w:sz w:val="32"/>
-              </w:rPr>
-            </w:pPr>
-          </w:p>
-        </w:tc>
-        <w:tc>
-          <w:tcPr>
-            <w:tcW w:w="1301" w:type="dxa"/>
-          </w:tcPr>
-          <w:p>
-            <w:pPr>
-              <w:ind w:left="175"/>
-              <w:jc w:val="both"/>
-              <w:rPr>
-                <w:rFonts w:ascii="Times New Roman" w:hAnsi="Times New Roman"/>
-                <w:bCs/>
-                <w:sz w:val="32"/>
-              </w:rPr>
-            </w:pPr>
-            <w:r>
-              <w:rPr>
-                <w:rFonts w:ascii="Times New Roman" w:hAnsi="Times New Roman"/>
-                <w:bCs/>
-                <w:sz w:val="32"/>
-              </w:rPr>
-              <w:t>□</w:t>
-            </w:r>
-            <w:r>
-              <w:rPr>
-                <w:rFonts w:ascii="Times New Roman" w:hAnsi="Times New Roman"/>
-                <w:bCs/>
-              </w:rPr>
-              <w:t xml:space="preserve">Pass </w:t>
-            </w:r>
-            <w:r>
-              <w:rPr>
-                <w:rFonts w:ascii="Times New Roman" w:hAnsi="Times New Roman"/>
-                <w:bCs/>
-                <w:sz w:val="32"/>
-              </w:rPr>
-              <w:t>□</w:t>
-            </w:r>
-            <w:r>
-              <w:rPr>
-                <w:rFonts w:ascii="Times New Roman" w:hAnsi="Times New Roman"/>
-                <w:bCs/>
-              </w:rPr>
-              <w:t>Fail</w:t>
-            </w:r>
-          </w:p>
-        </w:tc>
-        <w:tc>
-          <w:tcPr>
-            <w:tcW w:w="1824" w:type="dxa"/>
-          </w:tcPr>
-          <w:p>
-            <w:pPr>
-              <w:ind w:left="567"/>
-              <w:jc w:val="both"/>
-              <w:rPr>
-                <w:rFonts w:ascii="Times New Roman" w:hAnsi="Times New Roman"/>
-                <w:bCs/>
-              </w:rPr>
-            </w:pPr>
+            <w:bookmarkStart w:id="15" w:name="_GoBack"/>
+            <w:bookmarkEnd w:id="15"/>
           </w:p>
         </w:tc>
         <w:tc>
@@ -9432,7 +8911,7 @@
         <w:pStyle w:val="2"/>
         <w:numPr>
           <w:ilvl w:val="0"/>
-          <w:numId w:val="13"/>
+          <w:numId w:val="10"/>
         </w:numPr>
         <w:spacing w:before="0" w:line="360" w:lineRule="auto"/>
         <w:ind w:left="567" w:hanging="567"/>
@@ -9444,8 +8923,8 @@
           <w:szCs w:val="24"/>
         </w:rPr>
       </w:pPr>
-      <w:bookmarkStart w:id="9" w:name="_Toc162703019"/>
-      <w:bookmarkStart w:id="10" w:name="_Toc498958284"/>
+      <w:bookmarkStart w:id="9" w:name="_Toc498958284"/>
+      <w:bookmarkStart w:id="10" w:name="_Toc162703019"/>
       <w:r>
         <w:rPr>
           <w:rFonts w:ascii="Times New Roman" w:hAnsi="Times New Roman"/>
@@ -9845,7 +9324,7 @@
         <w:pStyle w:val="2"/>
         <w:numPr>
           <w:ilvl w:val="0"/>
-          <w:numId w:val="13"/>
+          <w:numId w:val="10"/>
         </w:numPr>
         <w:spacing w:after="240"/>
         <w:ind w:left="567" w:hanging="567"/>
@@ -10651,7 +10130,7 @@
         <w:pStyle w:val="2"/>
         <w:numPr>
           <w:ilvl w:val="0"/>
-          <w:numId w:val="13"/>
+          <w:numId w:val="10"/>
         </w:numPr>
         <w:spacing w:after="240"/>
         <w:ind w:left="567" w:right="-491" w:hanging="567"/>
@@ -13053,92 +12532,6 @@
 <file path=word/numbering.xml><?xml version="1.0" encoding="utf-8"?>
 <w:numbering xmlns:wpc="http://schemas.microsoft.com/office/word/2010/wordprocessingCanvas" xmlns:mc="http://schemas.openxmlformats.org/markup-compatibility/2006" xmlns:o="urn:schemas-microsoft-com:office:office" xmlns:r="http://schemas.openxmlformats.org/officeDocument/2006/relationships" xmlns:m="http://schemas.openxmlformats.org/officeDocument/2006/math" xmlns:v="urn:schemas-microsoft-com:vml" xmlns:wp14="http://schemas.microsoft.com/office/word/2010/wordprocessingDrawing" xmlns:wp="http://schemas.openxmlformats.org/drawingml/2006/wordprocessingDrawing" xmlns:w10="urn:schemas-microsoft-com:office:word" xmlns:w="http://schemas.openxmlformats.org/wordprocessingml/2006/main" xmlns:w14="http://schemas.microsoft.com/office/word/2010/wordml" xmlns:wpg="http://schemas.microsoft.com/office/word/2010/wordprocessingGroup" xmlns:wpi="http://schemas.microsoft.com/office/word/2010/wordprocessingInk" xmlns:wne="http://schemas.microsoft.com/office/word/2006/wordml" xmlns:wps="http://schemas.microsoft.com/office/word/2010/wordprocessingShape" xmlns:wpsCustomData="http://www.wps.cn/officeDocument/2013/wpsCustomData" mc:Ignorable="w14 wp14">
   <w:abstractNum w:abstractNumId="0">
-    <w:nsid w:val="E27367FE"/>
-    <w:multiLevelType w:val="multilevel"/>
-    <w:tmpl w:val="E27367FE"/>
-    <w:lvl w:ilvl="0" w:tentative="0">
-      <w:start w:val="1"/>
-      <w:numFmt w:val="lowerLetter"/>
-      <w:lvlText w:val="%1."/>
-      <w:lvlJc w:val="left"/>
-      <w:pPr>
-        <w:ind w:left="498" w:hanging="360"/>
-      </w:pPr>
-    </w:lvl>
-    <w:lvl w:ilvl="1" w:tentative="0">
-      <w:start w:val="1"/>
-      <w:numFmt w:val="lowerLetter"/>
-      <w:lvlText w:val="%2."/>
-      <w:lvlJc w:val="left"/>
-      <w:pPr>
-        <w:ind w:left="1218" w:hanging="360"/>
-      </w:pPr>
-    </w:lvl>
-    <w:lvl w:ilvl="2" w:tentative="0">
-      <w:start w:val="1"/>
-      <w:numFmt w:val="lowerRoman"/>
-      <w:lvlText w:val="%3."/>
-      <w:lvlJc w:val="right"/>
-      <w:pPr>
-        <w:ind w:left="1938" w:hanging="180"/>
-      </w:pPr>
-    </w:lvl>
-    <w:lvl w:ilvl="3" w:tentative="0">
-      <w:start w:val="1"/>
-      <w:numFmt w:val="decimal"/>
-      <w:lvlText w:val="%4."/>
-      <w:lvlJc w:val="left"/>
-      <w:pPr>
-        <w:ind w:left="2658" w:hanging="360"/>
-      </w:pPr>
-    </w:lvl>
-    <w:lvl w:ilvl="4" w:tentative="0">
-      <w:start w:val="1"/>
-      <w:numFmt w:val="lowerLetter"/>
-      <w:lvlText w:val="%5."/>
-      <w:lvlJc w:val="left"/>
-      <w:pPr>
-        <w:ind w:left="3378" w:hanging="360"/>
-      </w:pPr>
-    </w:lvl>
-    <w:lvl w:ilvl="5" w:tentative="0">
-      <w:start w:val="1"/>
-      <w:numFmt w:val="lowerRoman"/>
-      <w:lvlText w:val="%6."/>
-      <w:lvlJc w:val="right"/>
-      <w:pPr>
-        <w:ind w:left="4098" w:hanging="180"/>
-      </w:pPr>
-    </w:lvl>
-    <w:lvl w:ilvl="6" w:tentative="0">
-      <w:start w:val="1"/>
-      <w:numFmt w:val="decimal"/>
-      <w:lvlText w:val="%7."/>
-      <w:lvlJc w:val="left"/>
-      <w:pPr>
-        <w:ind w:left="4818" w:hanging="360"/>
-      </w:pPr>
-    </w:lvl>
-    <w:lvl w:ilvl="7" w:tentative="0">
-      <w:start w:val="1"/>
-      <w:numFmt w:val="lowerLetter"/>
-      <w:lvlText w:val="%8."/>
-      <w:lvlJc w:val="left"/>
-      <w:pPr>
-        <w:ind w:left="5538" w:hanging="360"/>
-      </w:pPr>
-    </w:lvl>
-    <w:lvl w:ilvl="8" w:tentative="0">
-      <w:start w:val="1"/>
-      <w:numFmt w:val="lowerRoman"/>
-      <w:lvlText w:val="%9."/>
-      <w:lvlJc w:val="right"/>
-      <w:pPr>
-        <w:ind w:left="6258" w:hanging="180"/>
-      </w:pPr>
-    </w:lvl>
-  </w:abstractNum>
-  <w:abstractNum w:abstractNumId="1">
     <w:nsid w:val="01680FAA"/>
     <w:multiLevelType w:val="multilevel"/>
     <w:tmpl w:val="01680FAA"/>
@@ -13251,93 +12644,7 @@
       </w:rPr>
     </w:lvl>
   </w:abstractNum>
-  <w:abstractNum w:abstractNumId="2">
-    <w:nsid w:val="0AD5316C"/>
-    <w:multiLevelType w:val="multilevel"/>
-    <w:tmpl w:val="0AD5316C"/>
-    <w:lvl w:ilvl="0" w:tentative="0">
-      <w:start w:val="1"/>
-      <w:numFmt w:val="lowerLetter"/>
-      <w:lvlText w:val="%1."/>
-      <w:lvlJc w:val="left"/>
-      <w:pPr>
-        <w:ind w:left="498" w:hanging="360"/>
-      </w:pPr>
-    </w:lvl>
-    <w:lvl w:ilvl="1" w:tentative="0">
-      <w:start w:val="1"/>
-      <w:numFmt w:val="lowerLetter"/>
-      <w:lvlText w:val="%2."/>
-      <w:lvlJc w:val="left"/>
-      <w:pPr>
-        <w:ind w:left="1218" w:hanging="360"/>
-      </w:pPr>
-    </w:lvl>
-    <w:lvl w:ilvl="2" w:tentative="0">
-      <w:start w:val="1"/>
-      <w:numFmt w:val="lowerRoman"/>
-      <w:lvlText w:val="%3."/>
-      <w:lvlJc w:val="right"/>
-      <w:pPr>
-        <w:ind w:left="1938" w:hanging="180"/>
-      </w:pPr>
-    </w:lvl>
-    <w:lvl w:ilvl="3" w:tentative="0">
-      <w:start w:val="1"/>
-      <w:numFmt w:val="decimal"/>
-      <w:lvlText w:val="%4."/>
-      <w:lvlJc w:val="left"/>
-      <w:pPr>
-        <w:ind w:left="2658" w:hanging="360"/>
-      </w:pPr>
-    </w:lvl>
-    <w:lvl w:ilvl="4" w:tentative="0">
-      <w:start w:val="1"/>
-      <w:numFmt w:val="lowerLetter"/>
-      <w:lvlText w:val="%5."/>
-      <w:lvlJc w:val="left"/>
-      <w:pPr>
-        <w:ind w:left="3378" w:hanging="360"/>
-      </w:pPr>
-    </w:lvl>
-    <w:lvl w:ilvl="5" w:tentative="0">
-      <w:start w:val="1"/>
-      <w:numFmt w:val="lowerRoman"/>
-      <w:lvlText w:val="%6."/>
-      <w:lvlJc w:val="right"/>
-      <w:pPr>
-        <w:ind w:left="4098" w:hanging="180"/>
-      </w:pPr>
-    </w:lvl>
-    <w:lvl w:ilvl="6" w:tentative="0">
-      <w:start w:val="1"/>
-      <w:numFmt w:val="decimal"/>
-      <w:lvlText w:val="%7."/>
-      <w:lvlJc w:val="left"/>
-      <w:pPr>
-        <w:ind w:left="4818" w:hanging="360"/>
-      </w:pPr>
-    </w:lvl>
-    <w:lvl w:ilvl="7" w:tentative="0">
-      <w:start w:val="1"/>
-      <w:numFmt w:val="lowerLetter"/>
-      <w:lvlText w:val="%8."/>
-      <w:lvlJc w:val="left"/>
-      <w:pPr>
-        <w:ind w:left="5538" w:hanging="360"/>
-      </w:pPr>
-    </w:lvl>
-    <w:lvl w:ilvl="8" w:tentative="0">
-      <w:start w:val="1"/>
-      <w:numFmt w:val="lowerRoman"/>
-      <w:lvlText w:val="%9."/>
-      <w:lvlJc w:val="right"/>
-      <w:pPr>
-        <w:ind w:left="6258" w:hanging="180"/>
-      </w:pPr>
-    </w:lvl>
-  </w:abstractNum>
-  <w:abstractNum w:abstractNumId="3">
+  <w:abstractNum w:abstractNumId="1">
     <w:nsid w:val="0D3855D9"/>
     <w:multiLevelType w:val="multilevel"/>
     <w:tmpl w:val="0D3855D9"/>
@@ -13450,7 +12757,7 @@
       </w:rPr>
     </w:lvl>
   </w:abstractNum>
-  <w:abstractNum w:abstractNumId="4">
+  <w:abstractNum w:abstractNumId="2">
     <w:nsid w:val="13C22D6F"/>
     <w:multiLevelType w:val="multilevel"/>
     <w:tmpl w:val="13C22D6F"/>
@@ -13536,7 +12843,7 @@
       </w:pPr>
     </w:lvl>
   </w:abstractNum>
-  <w:abstractNum w:abstractNumId="5">
+  <w:abstractNum w:abstractNumId="3">
     <w:nsid w:val="24051FDA"/>
     <w:multiLevelType w:val="multilevel"/>
     <w:tmpl w:val="24051FDA"/>
@@ -13625,7 +12932,7 @@
       </w:pPr>
     </w:lvl>
   </w:abstractNum>
-  <w:abstractNum w:abstractNumId="6">
+  <w:abstractNum w:abstractNumId="4">
     <w:nsid w:val="36DA133F"/>
     <w:multiLevelType w:val="multilevel"/>
     <w:tmpl w:val="36DA133F"/>
@@ -13765,7 +13072,7 @@
       </w:rPr>
     </w:lvl>
   </w:abstractNum>
-  <w:abstractNum w:abstractNumId="7">
+  <w:abstractNum w:abstractNumId="5">
     <w:nsid w:val="38C0672B"/>
     <w:multiLevelType w:val="multilevel"/>
     <w:tmpl w:val="38C0672B"/>
@@ -13905,7 +13212,7 @@
       </w:rPr>
     </w:lvl>
   </w:abstractNum>
-  <w:abstractNum w:abstractNumId="8">
+  <w:abstractNum w:abstractNumId="6">
     <w:nsid w:val="3F8B7F77"/>
     <w:multiLevelType w:val="multilevel"/>
     <w:tmpl w:val="3F8B7F77"/>
@@ -14025,7 +13332,7 @@
       </w:pPr>
     </w:lvl>
   </w:abstractNum>
-  <w:abstractNum w:abstractNumId="9">
+  <w:abstractNum w:abstractNumId="7">
     <w:nsid w:val="579E0103"/>
     <w:multiLevelType w:val="multilevel"/>
     <w:tmpl w:val="579E0103"/>
@@ -14114,93 +13421,7 @@
       </w:pPr>
     </w:lvl>
   </w:abstractNum>
-  <w:abstractNum w:abstractNumId="10">
-    <w:nsid w:val="5A6B724F"/>
-    <w:multiLevelType w:val="multilevel"/>
-    <w:tmpl w:val="5A6B724F"/>
-    <w:lvl w:ilvl="0" w:tentative="0">
-      <w:start w:val="1"/>
-      <w:numFmt w:val="lowerLetter"/>
-      <w:lvlText w:val="%1."/>
-      <w:lvlJc w:val="left"/>
-      <w:pPr>
-        <w:ind w:left="498" w:hanging="360"/>
-      </w:pPr>
-    </w:lvl>
-    <w:lvl w:ilvl="1" w:tentative="0">
-      <w:start w:val="1"/>
-      <w:numFmt w:val="lowerLetter"/>
-      <w:lvlText w:val="%2."/>
-      <w:lvlJc w:val="left"/>
-      <w:pPr>
-        <w:ind w:left="1218" w:hanging="360"/>
-      </w:pPr>
-    </w:lvl>
-    <w:lvl w:ilvl="2" w:tentative="0">
-      <w:start w:val="1"/>
-      <w:numFmt w:val="lowerRoman"/>
-      <w:lvlText w:val="%3."/>
-      <w:lvlJc w:val="right"/>
-      <w:pPr>
-        <w:ind w:left="1938" w:hanging="180"/>
-      </w:pPr>
-    </w:lvl>
-    <w:lvl w:ilvl="3" w:tentative="0">
-      <w:start w:val="1"/>
-      <w:numFmt w:val="decimal"/>
-      <w:lvlText w:val="%4."/>
-      <w:lvlJc w:val="left"/>
-      <w:pPr>
-        <w:ind w:left="2658" w:hanging="360"/>
-      </w:pPr>
-    </w:lvl>
-    <w:lvl w:ilvl="4" w:tentative="0">
-      <w:start w:val="1"/>
-      <w:numFmt w:val="lowerLetter"/>
-      <w:lvlText w:val="%5."/>
-      <w:lvlJc w:val="left"/>
-      <w:pPr>
-        <w:ind w:left="3378" w:hanging="360"/>
-      </w:pPr>
-    </w:lvl>
-    <w:lvl w:ilvl="5" w:tentative="0">
-      <w:start w:val="1"/>
-      <w:numFmt w:val="lowerRoman"/>
-      <w:lvlText w:val="%6."/>
-      <w:lvlJc w:val="right"/>
-      <w:pPr>
-        <w:ind w:left="4098" w:hanging="180"/>
-      </w:pPr>
-    </w:lvl>
-    <w:lvl w:ilvl="6" w:tentative="0">
-      <w:start w:val="1"/>
-      <w:numFmt w:val="decimal"/>
-      <w:lvlText w:val="%7."/>
-      <w:lvlJc w:val="left"/>
-      <w:pPr>
-        <w:ind w:left="4818" w:hanging="360"/>
-      </w:pPr>
-    </w:lvl>
-    <w:lvl w:ilvl="7" w:tentative="0">
-      <w:start w:val="1"/>
-      <w:numFmt w:val="lowerLetter"/>
-      <w:lvlText w:val="%8."/>
-      <w:lvlJc w:val="left"/>
-      <w:pPr>
-        <w:ind w:left="5538" w:hanging="360"/>
-      </w:pPr>
-    </w:lvl>
-    <w:lvl w:ilvl="8" w:tentative="0">
-      <w:start w:val="1"/>
-      <w:numFmt w:val="lowerRoman"/>
-      <w:lvlText w:val="%9."/>
-      <w:lvlJc w:val="right"/>
-      <w:pPr>
-        <w:ind w:left="6258" w:hanging="180"/>
-      </w:pPr>
-    </w:lvl>
-  </w:abstractNum>
-  <w:abstractNum w:abstractNumId="11">
+  <w:abstractNum w:abstractNumId="8">
     <w:nsid w:val="685C4AFE"/>
     <w:multiLevelType w:val="multilevel"/>
     <w:tmpl w:val="685C4AFE"/>
@@ -14286,7 +13507,7 @@
       </w:pPr>
     </w:lvl>
   </w:abstractNum>
-  <w:abstractNum w:abstractNumId="12">
+  <w:abstractNum w:abstractNumId="9">
     <w:nsid w:val="6D797C8D"/>
     <w:multiLevelType w:val="multilevel"/>
     <w:tmpl w:val="6D797C8D"/>
@@ -14376,43 +13597,34 @@
     </w:lvl>
   </w:abstractNum>
   <w:num w:numId="1">
+    <w:abstractNumId w:val="3"/>
+  </w:num>
+  <w:num w:numId="2">
+    <w:abstractNumId w:val="6"/>
+  </w:num>
+  <w:num w:numId="3">
+    <w:abstractNumId w:val="4"/>
+  </w:num>
+  <w:num w:numId="4">
+    <w:abstractNumId w:val="1"/>
+  </w:num>
+  <w:num w:numId="5">
+    <w:abstractNumId w:val="0"/>
+  </w:num>
+  <w:num w:numId="6">
+    <w:abstractNumId w:val="7"/>
+  </w:num>
+  <w:num w:numId="7">
     <w:abstractNumId w:val="5"/>
   </w:num>
-  <w:num w:numId="2">
+  <w:num w:numId="8">
+    <w:abstractNumId w:val="2"/>
+  </w:num>
+  <w:num w:numId="9">
     <w:abstractNumId w:val="8"/>
   </w:num>
-  <w:num w:numId="3">
-    <w:abstractNumId w:val="6"/>
-  </w:num>
-  <w:num w:numId="4">
-    <w:abstractNumId w:val="3"/>
-  </w:num>
-  <w:num w:numId="5">
-    <w:abstractNumId w:val="1"/>
-  </w:num>
-  <w:num w:numId="6">
+  <w:num w:numId="10">
     <w:abstractNumId w:val="9"/>
-  </w:num>
-  <w:num w:numId="7">
-    <w:abstractNumId w:val="7"/>
-  </w:num>
-  <w:num w:numId="8">
-    <w:abstractNumId w:val="4"/>
-  </w:num>
-  <w:num w:numId="9">
-    <w:abstractNumId w:val="10"/>
-  </w:num>
-  <w:num w:numId="10">
-    <w:abstractNumId w:val="11"/>
-  </w:num>
-  <w:num w:numId="11">
-    <w:abstractNumId w:val="0"/>
-  </w:num>
-  <w:num w:numId="12">
-    <w:abstractNumId w:val="2"/>
-  </w:num>
-  <w:num w:numId="13">
-    <w:abstractNumId w:val="12"/>
   </w:num>
 </w:numbering>
 </file>
@@ -14493,7 +13705,7 @@
     <w:lsdException w:qFormat="1" w:unhideWhenUsed="0" w:uiPriority="10" w:semiHidden="0" w:name="Title"/>
     <w:lsdException w:uiPriority="99" w:name="Closing"/>
     <w:lsdException w:uiPriority="99" w:name="Signature"/>
-    <w:lsdException w:uiPriority="1" w:name="Default Paragraph Font"/>
+    <w:lsdException w:qFormat="1" w:uiPriority="1" w:name="Default Paragraph Font"/>
     <w:lsdException w:uiPriority="99" w:name="Body Text"/>
     <w:lsdException w:uiPriority="99" w:name="Body Text Indent"/>
     <w:lsdException w:uiPriority="99" w:name="List Continue"/>
@@ -14531,7 +13743,7 @@
     <w:lsdException w:uiPriority="99" w:name="HTML Sample"/>
     <w:lsdException w:uiPriority="99" w:name="HTML Typewriter"/>
     <w:lsdException w:uiPriority="99" w:name="HTML Variable"/>
-    <w:lsdException w:uiPriority="99" w:name="Normal Table"/>
+    <w:lsdException w:qFormat="1" w:uiPriority="99" w:name="Normal Table"/>
     <w:lsdException w:uiPriority="99" w:name="annotation subject"/>
     <w:lsdException w:uiPriority="99" w:name="Table Simple 1"/>
     <w:lsdException w:uiPriority="99" w:name="Table Simple 2"/>
@@ -14730,12 +13942,14 @@
     <w:name w:val="Default Paragraph Font"/>
     <w:semiHidden/>
     <w:unhideWhenUsed/>
+    <w:qFormat/>
     <w:uiPriority w:val="1"/>
   </w:style>
   <w:style w:type="table" w:default="1" w:styleId="5">
     <w:name w:val="Normal Table"/>
     <w:semiHidden/>
     <w:unhideWhenUsed/>
+    <w:qFormat/>
     <w:uiPriority w:val="99"/>
     <w:tblPr>
       <w:tblCellMar>
